--- a/entregable/ACA-turno-de-madrugada.docx
+++ b/entregable/ACA-turno-de-madrugada.docx
@@ -2045,36 +2045,7 @@
           <w:sz w:val="26"/>
           <w:szCs w:val="26"/>
         </w:rPr>
-        <w:t xml:space="preserve">4.2 Reportería en curso</w:t>
-      </w:r>
-    </w:p>
-    <w:p>
-      <w:pPr>
-        <w:spacing w:after="120" w:line="480"/>
-        <w:jc w:val="both"/>
-      </w:pPr>
-      <w:r>
-        <w:rPr>
-          <w:sz w:val="24"/>
-          <w:szCs w:val="24"/>
-        </w:rPr>
-        <w:t xml:space="preserve">El 7 de septiembre de 2026 se radicó un derecho de petición ante Bienestar Universitario de la CUN solicitando tres datos: el tiempo promedio de espera para una cita, la existencia de un protocolo para crisis fuera del horario de atención, y el lugar donde está publicado el número que atiende de madrugada. El término legal de respuesta es de quince días hábiles, que vencen después de la publicación de esta pieza. La respuesta se incorporará a la crónica cuando llegue.</w:t>
-      </w:r>
-    </w:p>
-    <w:p>
-      <w:pPr>
-        <w:pStyle w:val="Heading2"/>
-        <w:spacing w:after="140" w:before="280" w:line="360"/>
-      </w:pPr>
-      <w:r>
-        <w:rPr>
-          <w:b/>
-          <w:bCs/>
-          <w:color w:val="0369A1"/>
-          <w:sz w:val="26"/>
-          <w:szCs w:val="26"/>
-        </w:rPr>
-        <w:t xml:space="preserve">4.3 Matriz de seguimiento de fuentes</w:t>
+        <w:t xml:space="preserve">4.2 Matriz de seguimiento de fuentes</w:t>
       </w:r>
     </w:p>
     <w:tbl>
@@ -3366,164 +3337,6 @@
                 <w:szCs w:val="19"/>
               </w:rPr>
               <w:t xml:space="preserve">Verificado</w:t>
-            </w:r>
-          </w:p>
-        </w:tc>
-      </w:tr>
-      <w:tr>
-        <w:tc>
-          <w:tcPr>
-            <w:tcW w:type="pct" w:w="20%"/>
-            <w:tcMar>
-              <w:top w:type="dxa" w:w="80"/>
-              <w:left w:type="dxa" w:w="110"/>
-              <w:bottom w:type="dxa" w:w="80"/>
-              <w:right w:type="dxa" w:w="110"/>
-            </w:tcMar>
-          </w:tcPr>
-          <w:p>
-            <w:pPr>
-              <w:spacing w:line="260"/>
-            </w:pPr>
-            <w:r>
-              <w:rPr>
-                <w:b w:val="false"/>
-                <w:bCs w:val="false"/>
-                <w:color w:val="000000"/>
-                <w:sz w:val="19"/>
-                <w:szCs w:val="19"/>
-              </w:rPr>
-              <w:t xml:space="preserve">Bienestar Universitario CUN</w:t>
-            </w:r>
-          </w:p>
-        </w:tc>
-        <w:tc>
-          <w:tcPr>
-            <w:tcW w:type="pct" w:w="9%"/>
-            <w:tcMar>
-              <w:top w:type="dxa" w:w="80"/>
-              <w:left w:type="dxa" w:w="110"/>
-              <w:bottom w:type="dxa" w:w="80"/>
-              <w:right w:type="dxa" w:w="110"/>
-            </w:tcMar>
-          </w:tcPr>
-          <w:p>
-            <w:pPr>
-              <w:spacing w:line="260"/>
-            </w:pPr>
-            <w:r>
-              <w:rPr>
-                <w:b w:val="false"/>
-                <w:bCs w:val="false"/>
-                <w:color w:val="000000"/>
-                <w:sz w:val="19"/>
-                <w:szCs w:val="19"/>
-              </w:rPr>
-              <w:t xml:space="preserve">Institucional</w:t>
-            </w:r>
-          </w:p>
-        </w:tc>
-        <w:tc>
-          <w:tcPr>
-            <w:tcW w:type="pct" w:w="24%"/>
-            <w:tcMar>
-              <w:top w:type="dxa" w:w="80"/>
-              <w:left w:type="dxa" w:w="110"/>
-              <w:bottom w:type="dxa" w:w="80"/>
-              <w:right w:type="dxa" w:w="110"/>
-            </w:tcMar>
-          </w:tcPr>
-          <w:p>
-            <w:pPr>
-              <w:spacing w:line="260"/>
-            </w:pPr>
-            <w:r>
-              <w:rPr>
-                <w:b w:val="false"/>
-                <w:bCs w:val="false"/>
-                <w:color w:val="000000"/>
-                <w:sz w:val="19"/>
-                <w:szCs w:val="19"/>
-              </w:rPr>
-              <w:t xml:space="preserve">Tiempos de espera, protocolo de crisis y publicación del número de atención</w:t>
-            </w:r>
-          </w:p>
-        </w:tc>
-        <w:tc>
-          <w:tcPr>
-            <w:tcW w:type="pct" w:w="24%"/>
-            <w:tcMar>
-              <w:top w:type="dxa" w:w="80"/>
-              <w:left w:type="dxa" w:w="110"/>
-              <w:bottom w:type="dxa" w:w="80"/>
-              <w:right w:type="dxa" w:w="110"/>
-            </w:tcMar>
-          </w:tcPr>
-          <w:p>
-            <w:pPr>
-              <w:spacing w:line="260"/>
-            </w:pPr>
-            <w:r>
-              <w:rPr>
-                <w:b w:val="false"/>
-                <w:bCs w:val="false"/>
-                <w:color w:val="000000"/>
-                <w:sz w:val="19"/>
-                <w:szCs w:val="19"/>
-              </w:rPr>
-              <w:t xml:space="preserve">Derecho de petición radicado el 7 de septiembre de 2026; respuesta pendiente</w:t>
-            </w:r>
-          </w:p>
-        </w:tc>
-        <w:tc>
-          <w:tcPr>
-            <w:tcW w:type="pct" w:w="12%"/>
-            <w:tcMar>
-              <w:top w:type="dxa" w:w="80"/>
-              <w:left w:type="dxa" w:w="110"/>
-              <w:bottom w:type="dxa" w:w="80"/>
-              <w:right w:type="dxa" w:w="110"/>
-            </w:tcMar>
-          </w:tcPr>
-          <w:p>
-            <w:pPr>
-              <w:spacing w:line="260"/>
-            </w:pPr>
-            <w:r>
-              <w:rPr>
-                <w:b w:val="false"/>
-                <w:bCs w:val="false"/>
-                <w:color w:val="000000"/>
-                <w:sz w:val="19"/>
-                <w:szCs w:val="19"/>
-              </w:rPr>
-              <w:t xml:space="preserve">Constancia de radicado</w:t>
-            </w:r>
-          </w:p>
-        </w:tc>
-        <w:tc>
-          <w:tcPr>
-            <w:tcW w:type="pct" w:w="11%"/>
-            <w:tcMar>
-              <w:top w:type="dxa" w:w="80"/>
-              <w:left w:type="dxa" w:w="110"/>
-              <w:bottom w:type="dxa" w:w="80"/>
-              <w:right w:type="dxa" w:w="110"/>
-            </w:tcMar>
-          </w:tcPr>
-          <w:p>
-            <w:pPr>
-              <w:spacing w:line="260"/>
-            </w:pPr>
-            <w:r>
-              <w:rPr>
-                <w:b w:val="false"/>
-                <w:bCs w:val="false"/>
-                <w:color w:val="000000"/>
-                <w:sz w:val="19"/>
-                <w:szCs w:val="19"/>
-              </w:rPr>
-              <w:t xml:space="preserve">Pendiente</w:t>
             </w:r>
           </w:p>
         </w:tc>
@@ -5053,7 +4866,7 @@
                 <w:sz w:val="19"/>
                 <w:szCs w:val="19"/>
               </w:rPr>
-              <w:t xml:space="preserve">Impresiones y radicacion de derechos de peticion</w:t>
+              <w:t xml:space="preserve">Dominio propio: prorrateo del periodo</w:t>
             </w:r>
           </w:p>
         </w:tc>
@@ -5079,7 +4892,7 @@
                 <w:sz w:val="19"/>
                 <w:szCs w:val="19"/>
               </w:rPr>
-              <w:t xml:space="preserve">1</w:t>
+              <w:t xml:space="preserve">2</w:t>
             </w:r>
           </w:p>
         </w:tc>
@@ -5105,7 +4918,7 @@
                 <w:sz w:val="19"/>
                 <w:szCs w:val="19"/>
               </w:rPr>
-              <w:t xml:space="preserve">$25.000</w:t>
+              <w:t xml:space="preserve">$7.500</w:t>
             </w:r>
           </w:p>
         </w:tc>
@@ -5131,7 +4944,7 @@
                 <w:sz w:val="19"/>
                 <w:szCs w:val="19"/>
               </w:rPr>
-              <w:t xml:space="preserve">$25.000</w:t>
+              <w:t xml:space="preserve">$15.000</w:t>
             </w:r>
           </w:p>
         </w:tc>
@@ -5185,7 +4998,7 @@
                 <w:sz w:val="19"/>
                 <w:szCs w:val="19"/>
               </w:rPr>
-              <w:t xml:space="preserve">Dominio propio: prorrateo del periodo</w:t>
+              <w:t xml:space="preserve">Alojamiento web y base de datos</w:t>
             </w:r>
           </w:p>
         </w:tc>
@@ -5237,7 +5050,7 @@
                 <w:sz w:val="19"/>
                 <w:szCs w:val="19"/>
               </w:rPr>
-              <w:t xml:space="preserve">$7.500</w:t>
+              <w:t xml:space="preserve">$0</w:t>
             </w:r>
           </w:p>
         </w:tc>
@@ -5263,7 +5076,7 @@
                 <w:sz w:val="19"/>
                 <w:szCs w:val="19"/>
               </w:rPr>
-              <w:t xml:space="preserve">$15.000</w:t>
+              <w:t xml:space="preserve">$0</w:t>
             </w:r>
           </w:p>
         </w:tc>
@@ -5317,7 +5130,7 @@
                 <w:sz w:val="19"/>
                 <w:szCs w:val="19"/>
               </w:rPr>
-              <w:t xml:space="preserve">Alojamiento web y base de datos</w:t>
+              <w:t xml:space="preserve">Distribucion del podcast</w:t>
             </w:r>
           </w:p>
         </w:tc>
@@ -5449,138 +5262,6 @@
                 <w:sz w:val="19"/>
                 <w:szCs w:val="19"/>
               </w:rPr>
-              <w:t xml:space="preserve">Distribucion del podcast</w:t>
-            </w:r>
-          </w:p>
-        </w:tc>
-        <w:tc>
-          <w:tcPr>
-            <w:tcW w:type="pct" w:w="8%"/>
-            <w:tcMar>
-              <w:top w:type="dxa" w:w="80"/>
-              <w:left w:type="dxa" w:w="110"/>
-              <w:bottom w:type="dxa" w:w="80"/>
-              <w:right w:type="dxa" w:w="110"/>
-            </w:tcMar>
-          </w:tcPr>
-          <w:p>
-            <w:pPr>
-              <w:spacing w:line="260"/>
-            </w:pPr>
-            <w:r>
-              <w:rPr>
-                <w:b w:val="false"/>
-                <w:bCs w:val="false"/>
-                <w:color w:val="000000"/>
-                <w:sz w:val="19"/>
-                <w:szCs w:val="19"/>
-              </w:rPr>
-              <w:t xml:space="preserve">2</w:t>
-            </w:r>
-          </w:p>
-        </w:tc>
-        <w:tc>
-          <w:tcPr>
-            <w:tcW w:type="pct" w:w="18%"/>
-            <w:tcMar>
-              <w:top w:type="dxa" w:w="80"/>
-              <w:left w:type="dxa" w:w="110"/>
-              <w:bottom w:type="dxa" w:w="80"/>
-              <w:right w:type="dxa" w:w="110"/>
-            </w:tcMar>
-          </w:tcPr>
-          <w:p>
-            <w:pPr>
-              <w:spacing w:line="260"/>
-            </w:pPr>
-            <w:r>
-              <w:rPr>
-                <w:b w:val="false"/>
-                <w:bCs w:val="false"/>
-                <w:color w:val="000000"/>
-                <w:sz w:val="19"/>
-                <w:szCs w:val="19"/>
-              </w:rPr>
-              <w:t xml:space="preserve">$0</w:t>
-            </w:r>
-          </w:p>
-        </w:tc>
-        <w:tc>
-          <w:tcPr>
-            <w:tcW w:type="pct" w:w="18%"/>
-            <w:tcMar>
-              <w:top w:type="dxa" w:w="80"/>
-              <w:left w:type="dxa" w:w="110"/>
-              <w:bottom w:type="dxa" w:w="80"/>
-              <w:right w:type="dxa" w:w="110"/>
-            </w:tcMar>
-          </w:tcPr>
-          <w:p>
-            <w:pPr>
-              <w:spacing w:line="260"/>
-            </w:pPr>
-            <w:r>
-              <w:rPr>
-                <w:b w:val="false"/>
-                <w:bCs w:val="false"/>
-                <w:color w:val="000000"/>
-                <w:sz w:val="19"/>
-                <w:szCs w:val="19"/>
-              </w:rPr>
-              <w:t xml:space="preserve">$0</w:t>
-            </w:r>
-          </w:p>
-        </w:tc>
-      </w:tr>
-      <w:tr>
-        <w:tc>
-          <w:tcPr>
-            <w:tcW w:type="pct" w:w="10%"/>
-            <w:tcMar>
-              <w:top w:type="dxa" w:w="80"/>
-              <w:left w:type="dxa" w:w="110"/>
-              <w:bottom w:type="dxa" w:w="80"/>
-              <w:right w:type="dxa" w:w="110"/>
-            </w:tcMar>
-          </w:tcPr>
-          <w:p>
-            <w:pPr>
-              <w:spacing w:line="260"/>
-            </w:pPr>
-            <w:r>
-              <w:rPr>
-                <w:b w:val="false"/>
-                <w:bCs w:val="false"/>
-                <w:color w:val="000000"/>
-                <w:sz w:val="19"/>
-                <w:szCs w:val="19"/>
-              </w:rPr>
-              <w:t xml:space="preserve">OPEX</w:t>
-            </w:r>
-          </w:p>
-        </w:tc>
-        <w:tc>
-          <w:tcPr>
-            <w:tcW w:type="pct" w:w="46%"/>
-            <w:tcMar>
-              <w:top w:type="dxa" w:w="80"/>
-              <w:left w:type="dxa" w:w="110"/>
-              <w:bottom w:type="dxa" w:w="80"/>
-              <w:right w:type="dxa" w:w="110"/>
-            </w:tcMar>
-          </w:tcPr>
-          <w:p>
-            <w:pPr>
-              <w:spacing w:line="260"/>
-            </w:pPr>
-            <w:r>
-              <w:rPr>
-                <w:b w:val="false"/>
-                <w:bCs w:val="false"/>
-                <w:color w:val="000000"/>
-                <w:sz w:val="19"/>
-                <w:szCs w:val="19"/>
-              </w:rPr>
               <w:t xml:space="preserve">Software de edicion de audio</w:t>
             </w:r>
           </w:p>
@@ -5675,7 +5356,7 @@
           <w:sz w:val="24"/>
           <w:szCs w:val="24"/>
         </w:rPr>
-        <w:t xml:space="preserve">El CAPEX asciende a $640.000 y corresponde a equipos de captura y a la depreciación del móvil durante el periodo. El OPEX asciende a $478.000 y recoge conectividad, transporte de campo, viáticos, trámites y publicación. La inversión total del proyecto es de $1.118.000, repartida en un 57.2 % de CAPEX y un 42.8 % de OPEX.</w:t>
+        <w:t xml:space="preserve">El CAPEX asciende a $640.000 y corresponde a equipos de captura y a la depreciación del móvil durante el periodo. El OPEX asciende a $453.000 y recoge conectividad, transporte de campo, viáticos, trámites y publicación. La inversión total del proyecto es de $1.093.000, repartida en un 58.6 % de CAPEX y un 41.4 % de OPEX.</w:t>
       </w:r>
     </w:p>
     <w:p>
@@ -6319,7 +6000,7 @@
           <w:sz w:val="26"/>
           <w:szCs w:val="26"/>
         </w:rPr>
-        <w:t xml:space="preserve">IEC = 5.075 puntos ÷ $1.118.000 × 1.000 = 4.54</w:t>
+        <w:t xml:space="preserve">IEC = 5.075 puntos ÷ $1.093.000 × 1.000 = 4.64</w:t>
       </w:r>
     </w:p>
     <w:p>
@@ -6332,7 +6013,7 @@
           <w:sz w:val="24"/>
           <w:szCs w:val="24"/>
         </w:rPr>
-        <w:t xml:space="preserve">El índice indica que cada mil pesos invertidos produjeron 4.54 puntos de impacto. Su utilidad es comparativa: sirve para contrastar piezas entre sí o periodos sucesivos del mismo proyecto, no como cifra absoluta.</w:t>
+        <w:t xml:space="preserve">El índice indica que cada mil pesos invertidos produjeron 4.64 puntos de impacto. Su utilidad es comparativa: sirve para contrastar piezas entre sí o periodos sucesivos del mismo proyecto, no como cifra absoluta.</w:t>
       </w:r>
     </w:p>
     <w:p>
